--- a/assets/ContratoModelo.docx
+++ b/assets/ContratoModelo.docx
@@ -467,15 +467,23 @@
           <w:sz w:val="20"/>
           <w:szCs w:val="20"/>
         </w:rPr>
-        <w:t>VICTOR HUGO DE OLIVEIRA E SILVA</w:t>
-      </w:r>
-      <w:r>
-        <w:rPr>
-          <w:rFonts w:ascii="Lato" w:hAnsi="Lato" w:cstheme="minorHAnsi"/>
-          <w:sz w:val="20"/>
-          <w:szCs w:val="20"/>
-        </w:rPr>
-        <w:t>, inscrito no CPF</w:t>
+        <w:t>XXXXXXXX XXXXXXXXX XXXXXXXXXX</w:t>
+      </w:r>
+      <w:r>
+        <w:rPr>
+          <w:rFonts w:ascii="Lato" w:hAnsi="Lato" w:cstheme="minorHAnsi"/>
+          <w:sz w:val="20"/>
+          <w:szCs w:val="20"/>
+        </w:rPr>
+        <w:t xml:space="preserve">, inscrito no </w:t>
+      </w:r>
+      <w:r>
+        <w:rPr>
+          <w:rFonts w:ascii="Lato" w:hAnsi="Lato" w:cstheme="minorHAnsi"/>
+          <w:sz w:val="20"/>
+          <w:szCs w:val="20"/>
+        </w:rPr>
+        <w:t>CNPJ</w:t>
       </w:r>
       <w:r>
         <w:rPr>
@@ -491,7 +499,55 @@
           <w:sz w:val="20"/>
           <w:szCs w:val="20"/>
         </w:rPr>
-        <w:t>055.537.694-00</w:t>
+        <w:t>0</w:t>
+      </w:r>
+      <w:r>
+        <w:rPr>
+          <w:rFonts w:ascii="Lato" w:hAnsi="Lato" w:cstheme="minorHAnsi"/>
+          <w:sz w:val="20"/>
+          <w:szCs w:val="20"/>
+        </w:rPr>
+        <w:t>00</w:t>
+      </w:r>
+      <w:r>
+        <w:rPr>
+          <w:rFonts w:ascii="Lato" w:hAnsi="Lato" w:cstheme="minorHAnsi"/>
+          <w:sz w:val="20"/>
+          <w:szCs w:val="20"/>
+        </w:rPr>
+        <w:t>.</w:t>
+      </w:r>
+      <w:r>
+        <w:rPr>
+          <w:rFonts w:ascii="Lato" w:hAnsi="Lato" w:cstheme="minorHAnsi"/>
+          <w:sz w:val="20"/>
+          <w:szCs w:val="20"/>
+        </w:rPr>
+        <w:t>000</w:t>
+      </w:r>
+      <w:r>
+        <w:rPr>
+          <w:rFonts w:ascii="Lato" w:hAnsi="Lato" w:cstheme="minorHAnsi"/>
+          <w:sz w:val="20"/>
+          <w:szCs w:val="20"/>
+        </w:rPr>
+        <w:t>.</w:t>
+      </w:r>
+      <w:r>
+        <w:rPr>
+          <w:rFonts w:ascii="Lato" w:hAnsi="Lato" w:cstheme="minorHAnsi"/>
+          <w:sz w:val="20"/>
+          <w:szCs w:val="20"/>
+        </w:rPr>
+        <w:t>000</w:t>
+      </w:r>
+      <w:r>
+        <w:rPr>
+          <w:rFonts w:ascii="Lato" w:hAnsi="Lato" w:cstheme="minorHAnsi"/>
+          <w:sz w:val="20"/>
+          <w:szCs w:val="20"/>
+        </w:rPr>
+        <w:t>-00</w:t>
       </w:r>
       <w:r>
         <w:rPr>
@@ -523,7 +579,51 @@
           <w:sz w:val="20"/>
           <w:szCs w:val="20"/>
         </w:rPr>
-        <w:t>e Itabaiana, estado da Paraíba,</w:t>
+        <w:t xml:space="preserve">e </w:t>
+      </w:r>
+      <w:proofErr w:type="spellStart"/>
+      <w:r>
+        <w:rPr>
+          <w:rFonts w:ascii="Lato" w:hAnsi="Lato" w:cstheme="minorHAnsi"/>
+          <w:sz w:val="20"/>
+          <w:szCs w:val="20"/>
+        </w:rPr>
+        <w:t>xxxxxxx</w:t>
+      </w:r>
+      <w:proofErr w:type="spellEnd"/>
+      <w:r>
+        <w:rPr>
+          <w:rFonts w:ascii="Lato" w:hAnsi="Lato" w:cstheme="minorHAnsi"/>
+          <w:sz w:val="20"/>
+          <w:szCs w:val="20"/>
+        </w:rPr>
+        <w:t xml:space="preserve">, estado </w:t>
+      </w:r>
+      <w:r>
+        <w:rPr>
+          <w:rFonts w:ascii="Lato" w:hAnsi="Lato" w:cstheme="minorHAnsi"/>
+          <w:sz w:val="20"/>
+          <w:szCs w:val="20"/>
+        </w:rPr>
+        <w:t xml:space="preserve">de </w:t>
+      </w:r>
+      <w:proofErr w:type="spellStart"/>
+      <w:r>
+        <w:rPr>
+          <w:rFonts w:ascii="Lato" w:hAnsi="Lato" w:cstheme="minorHAnsi"/>
+          <w:sz w:val="20"/>
+          <w:szCs w:val="20"/>
+        </w:rPr>
+        <w:t>xxxxxxxx</w:t>
+      </w:r>
+      <w:proofErr w:type="spellEnd"/>
+      <w:r>
+        <w:rPr>
+          <w:rFonts w:ascii="Lato" w:hAnsi="Lato" w:cstheme="minorHAnsi"/>
+          <w:sz w:val="20"/>
+          <w:szCs w:val="20"/>
+        </w:rPr>
+        <w:t>,</w:t>
       </w:r>
       <w:r>
         <w:rPr>
@@ -539,15 +639,41 @@
           <w:sz w:val="20"/>
           <w:szCs w:val="20"/>
         </w:rPr>
-        <w:t xml:space="preserve">localizado a Praça </w:t>
-      </w:r>
-      <w:r>
-        <w:rPr>
-          <w:rFonts w:ascii="Lato" w:hAnsi="Lato" w:cstheme="minorHAnsi"/>
-          <w:sz w:val="20"/>
-          <w:szCs w:val="20"/>
-        </w:rPr>
-        <w:t xml:space="preserve">Marieta Medeiros, nº 23, </w:t>
+        <w:t xml:space="preserve">localizado a </w:t>
+      </w:r>
+      <w:proofErr w:type="spellStart"/>
+      <w:r>
+        <w:rPr>
+          <w:rFonts w:ascii="Lato" w:hAnsi="Lato" w:cstheme="minorHAnsi"/>
+          <w:sz w:val="20"/>
+          <w:szCs w:val="20"/>
+        </w:rPr>
+        <w:t>xxxxxxxxxxxxxxxx</w:t>
+      </w:r>
+      <w:proofErr w:type="spellEnd"/>
+      <w:r>
+        <w:rPr>
+          <w:rFonts w:ascii="Lato" w:hAnsi="Lato" w:cstheme="minorHAnsi"/>
+          <w:sz w:val="20"/>
+          <w:szCs w:val="20"/>
+        </w:rPr>
+        <w:t xml:space="preserve">, nº </w:t>
+      </w:r>
+      <w:r>
+        <w:rPr>
+          <w:rFonts w:ascii="Lato" w:hAnsi="Lato" w:cstheme="minorHAnsi"/>
+          <w:sz w:val="20"/>
+          <w:szCs w:val="20"/>
+        </w:rPr>
+        <w:t>00</w:t>
+      </w:r>
+      <w:r>
+        <w:rPr>
+          <w:rFonts w:ascii="Lato" w:hAnsi="Lato" w:cstheme="minorHAnsi"/>
+          <w:sz w:val="20"/>
+          <w:szCs w:val="20"/>
+        </w:rPr>
+        <w:t xml:space="preserve">, </w:t>
       </w:r>
       <w:r>
         <w:rPr>
@@ -571,7 +697,39 @@
           <w:sz w:val="20"/>
           <w:szCs w:val="20"/>
         </w:rPr>
-        <w:t xml:space="preserve"> 58.360-000, </w:t>
+        <w:t xml:space="preserve"> </w:t>
+      </w:r>
+      <w:r>
+        <w:rPr>
+          <w:rFonts w:ascii="Lato" w:hAnsi="Lato" w:cstheme="minorHAnsi"/>
+          <w:sz w:val="20"/>
+          <w:szCs w:val="20"/>
+        </w:rPr>
+        <w:t>00</w:t>
+      </w:r>
+      <w:r>
+        <w:rPr>
+          <w:rFonts w:ascii="Lato" w:hAnsi="Lato" w:cstheme="minorHAnsi"/>
+          <w:sz w:val="20"/>
+          <w:szCs w:val="20"/>
+        </w:rPr>
+        <w:t>.</w:t>
+      </w:r>
+      <w:r>
+        <w:rPr>
+          <w:rFonts w:ascii="Lato" w:hAnsi="Lato" w:cstheme="minorHAnsi"/>
+          <w:sz w:val="20"/>
+          <w:szCs w:val="20"/>
+        </w:rPr>
+        <w:t>00</w:t>
+      </w:r>
+      <w:r>
+        <w:rPr>
+          <w:rFonts w:ascii="Lato" w:hAnsi="Lato" w:cstheme="minorHAnsi"/>
+          <w:sz w:val="20"/>
+          <w:szCs w:val="20"/>
+        </w:rPr>
+        <w:t xml:space="preserve">0-000, </w:t>
       </w:r>
       <w:r>
         <w:rPr>
@@ -1350,12 +1508,20 @@
         <w:jc w:val="both"/>
         <w:rPr>
           <w:rFonts w:ascii="Lato" w:hAnsi="Lato" w:cstheme="minorHAnsi"/>
+          <w:sz w:val="20"/>
+          <w:szCs w:val="20"/>
+        </w:rPr>
+      </w:pPr>
+      <w:r>
+        <w:rPr>
+          <w:rFonts w:ascii="Lato" w:hAnsi="Lato" w:cstheme="minorHAnsi"/>
           <w:b/>
           <w:bCs/>
           <w:sz w:val="20"/>
           <w:szCs w:val="20"/>
         </w:rPr>
-      </w:pPr>
+        <w:t>5</w:t>
+      </w:r>
       <w:r>
         <w:rPr>
           <w:rFonts w:ascii="Lato" w:hAnsi="Lato" w:cstheme="minorHAnsi"/>
@@ -1364,7 +1530,7 @@
           <w:sz w:val="20"/>
           <w:szCs w:val="20"/>
         </w:rPr>
-        <w:t>6</w:t>
+        <w:t>.</w:t>
       </w:r>
       <w:r>
         <w:rPr>
@@ -1374,7 +1540,23 @@
           <w:sz w:val="20"/>
           <w:szCs w:val="20"/>
         </w:rPr>
-        <w:t xml:space="preserve">. </w:t>
+        <w:t xml:space="preserve"> </w:t>
+      </w:r>
+      <w:r>
+        <w:rPr>
+          <w:rFonts w:ascii="Lato" w:hAnsi="Lato" w:cstheme="minorHAnsi"/>
+          <w:sz w:val="20"/>
+          <w:szCs w:val="20"/>
+        </w:rPr>
+        <w:t>D</w:t>
+      </w:r>
+      <w:r>
+        <w:rPr>
+          <w:rFonts w:ascii="Lato" w:hAnsi="Lato" w:cstheme="minorHAnsi"/>
+          <w:sz w:val="20"/>
+          <w:szCs w:val="20"/>
+        </w:rPr>
+        <w:t>o vencimento antecipado:</w:t>
       </w:r>
       <w:r>
         <w:rPr>
@@ -1384,7 +1566,7 @@
           <w:sz w:val="20"/>
           <w:szCs w:val="20"/>
         </w:rPr>
-        <w:t xml:space="preserve">EM CASO DE INADIMPLEMENTO: </w:t>
+        <w:t xml:space="preserve"> </w:t>
       </w:r>
       <w:r>
         <w:rPr>
@@ -1394,9 +1576,21 @@
           <w:sz w:val="20"/>
           <w:szCs w:val="20"/>
         </w:rPr>
-        <w:t>O Contratant</w:t>
-      </w:r>
-      <w:r>
+        <w:t xml:space="preserve">O MUTUANTE </w:t>
+      </w:r>
+      <w:r>
+        <w:rPr>
+          <w:rFonts w:ascii="Lato" w:hAnsi="Lato" w:cstheme="minorHAnsi"/>
+          <w:sz w:val="20"/>
+          <w:szCs w:val="20"/>
+        </w:rPr>
+        <w:t>poderá exigir a quitação total e imediata da dívida caso o MUTÁRIO venha a sofrer protesto de títulos, insolvência declarada ou descumpra qualquer cláusula deste instrumento</w:t>
+      </w:r>
+    </w:p>
+    <w:p>
+      <w:pPr>
+        <w:spacing w:before="120" w:after="0" w:line="240" w:lineRule="auto"/>
+        <w:jc w:val="both"/>
         <w:rPr>
           <w:rFonts w:ascii="Lato" w:hAnsi="Lato" w:cstheme="minorHAnsi"/>
           <w:b/>
@@ -1404,8 +1598,7 @@
           <w:sz w:val="20"/>
           <w:szCs w:val="20"/>
         </w:rPr>
-        <w:t>e Mutuário</w:t>
-      </w:r>
+      </w:pPr>
       <w:r>
         <w:rPr>
           <w:rFonts w:ascii="Lato" w:hAnsi="Lato" w:cstheme="minorHAnsi"/>
@@ -1414,7 +1607,7 @@
           <w:sz w:val="20"/>
           <w:szCs w:val="20"/>
         </w:rPr>
-        <w:t xml:space="preserve"> </w:t>
+        <w:t>6</w:t>
       </w:r>
       <w:r>
         <w:rPr>
@@ -1424,7 +1617,7 @@
           <w:sz w:val="20"/>
           <w:szCs w:val="20"/>
         </w:rPr>
-        <w:t xml:space="preserve">terá seu </w:t>
+        <w:t xml:space="preserve">. </w:t>
       </w:r>
       <w:r>
         <w:rPr>
@@ -1434,7 +1627,7 @@
           <w:sz w:val="20"/>
           <w:szCs w:val="20"/>
         </w:rPr>
-        <w:t>nome</w:t>
+        <w:t xml:space="preserve">EM CASO DE INADIMPLEMENTO: </w:t>
       </w:r>
       <w:r>
         <w:rPr>
@@ -1444,7 +1637,7 @@
           <w:sz w:val="20"/>
           <w:szCs w:val="20"/>
         </w:rPr>
-        <w:t xml:space="preserve"> inserido </w:t>
+        <w:t>O Contratant</w:t>
       </w:r>
       <w:r>
         <w:rPr>
@@ -1454,7 +1647,7 @@
           <w:sz w:val="20"/>
           <w:szCs w:val="20"/>
         </w:rPr>
-        <w:t>no cadastr</w:t>
+        <w:t>e Mutuário</w:t>
       </w:r>
       <w:r>
         <w:rPr>
@@ -1464,7 +1657,7 @@
           <w:sz w:val="20"/>
           <w:szCs w:val="20"/>
         </w:rPr>
-        <w:t>o de inadimplentes, recorrendo o</w:t>
+        <w:t xml:space="preserve"> </w:t>
       </w:r>
       <w:r>
         <w:rPr>
@@ -1474,7 +1667,7 @@
           <w:sz w:val="20"/>
           <w:szCs w:val="20"/>
         </w:rPr>
-        <w:t xml:space="preserve"> MUTUANTE aos serviços do SPC e Serasa para negativar, </w:t>
+        <w:t xml:space="preserve">terá seu </w:t>
       </w:r>
       <w:r>
         <w:rPr>
@@ -1484,7 +1677,7 @@
           <w:sz w:val="20"/>
           <w:szCs w:val="20"/>
         </w:rPr>
-        <w:t>se caso for, o Mutuário devedor, bem como cobrar em juízo ao MUTUÁRIO por perdas e danos, tudo conforme a</w:t>
+        <w:t>nome</w:t>
       </w:r>
       <w:r>
         <w:rPr>
@@ -1494,7 +1687,7 @@
           <w:sz w:val="20"/>
           <w:szCs w:val="20"/>
         </w:rPr>
-        <w:t xml:space="preserve">rt. 389 do Código Civil, outrossim, </w:t>
+        <w:t xml:space="preserve"> inserido </w:t>
       </w:r>
       <w:r>
         <w:rPr>
@@ -1504,7 +1697,7 @@
           <w:sz w:val="20"/>
           <w:szCs w:val="20"/>
         </w:rPr>
-        <w:t xml:space="preserve">declaram as partes </w:t>
+        <w:t>no cadastr</w:t>
       </w:r>
       <w:r>
         <w:rPr>
@@ -1514,6 +1707,56 @@
           <w:sz w:val="20"/>
           <w:szCs w:val="20"/>
         </w:rPr>
+        <w:t>o de inadimplentes, recorrendo o</w:t>
+      </w:r>
+      <w:r>
+        <w:rPr>
+          <w:rFonts w:ascii="Lato" w:hAnsi="Lato" w:cstheme="minorHAnsi"/>
+          <w:b/>
+          <w:bCs/>
+          <w:sz w:val="20"/>
+          <w:szCs w:val="20"/>
+        </w:rPr>
+        <w:t xml:space="preserve"> MUTUANTE aos serviços do SPC e Serasa para negativar, </w:t>
+      </w:r>
+      <w:r>
+        <w:rPr>
+          <w:rFonts w:ascii="Lato" w:hAnsi="Lato" w:cstheme="minorHAnsi"/>
+          <w:b/>
+          <w:bCs/>
+          <w:sz w:val="20"/>
+          <w:szCs w:val="20"/>
+        </w:rPr>
+        <w:t>se caso for, o Mutuário devedor, bem como cobrar em juízo ao MUTUÁRIO por perdas e danos, tudo conforme a</w:t>
+      </w:r>
+      <w:r>
+        <w:rPr>
+          <w:rFonts w:ascii="Lato" w:hAnsi="Lato" w:cstheme="minorHAnsi"/>
+          <w:b/>
+          <w:bCs/>
+          <w:sz w:val="20"/>
+          <w:szCs w:val="20"/>
+        </w:rPr>
+        <w:t xml:space="preserve">rt. 389 do Código Civil, outrossim, </w:t>
+      </w:r>
+      <w:r>
+        <w:rPr>
+          <w:rFonts w:ascii="Lato" w:hAnsi="Lato" w:cstheme="minorHAnsi"/>
+          <w:b/>
+          <w:bCs/>
+          <w:sz w:val="20"/>
+          <w:szCs w:val="20"/>
+        </w:rPr>
+        <w:t xml:space="preserve">declaram as partes </w:t>
+      </w:r>
+      <w:r>
+        <w:rPr>
+          <w:rFonts w:ascii="Lato" w:hAnsi="Lato" w:cstheme="minorHAnsi"/>
+          <w:b/>
+          <w:bCs/>
+          <w:sz w:val="20"/>
+          <w:szCs w:val="20"/>
+        </w:rPr>
         <w:t>que este instrumento tem validade de título executivo extrajudicial na forma do inciso III do artigo 784 do Código de Processo Civil.</w:t>
       </w:r>
     </w:p>
@@ -1700,15 +1943,31 @@
           <w:sz w:val="20"/>
           <w:szCs w:val="20"/>
         </w:rPr>
-        <w:t>I</w:t>
-      </w:r>
-      <w:r>
-        <w:rPr>
-          <w:rFonts w:ascii="Lato" w:hAnsi="Lato" w:cstheme="minorHAnsi"/>
-          <w:sz w:val="20"/>
-          <w:szCs w:val="20"/>
-        </w:rPr>
-        <w:t xml:space="preserve">tabaiana – PB, </w:t>
+        <w:t>Cidade</w:t>
+      </w:r>
+      <w:r>
+        <w:rPr>
+          <w:rFonts w:ascii="Lato" w:hAnsi="Lato" w:cstheme="minorHAnsi"/>
+          <w:sz w:val="20"/>
+          <w:szCs w:val="20"/>
+        </w:rPr>
+        <w:t xml:space="preserve"> – </w:t>
+      </w:r>
+      <w:r>
+        <w:rPr>
+          <w:rFonts w:ascii="Lato" w:hAnsi="Lato" w:cstheme="minorHAnsi"/>
+          <w:sz w:val="20"/>
+          <w:szCs w:val="20"/>
+        </w:rPr>
+        <w:t>Estado</w:t>
+      </w:r>
+      <w:r>
+        <w:rPr>
+          <w:rFonts w:ascii="Lato" w:hAnsi="Lato" w:cstheme="minorHAnsi"/>
+          <w:sz w:val="20"/>
+          <w:szCs w:val="20"/>
+        </w:rPr>
+        <w:t xml:space="preserve">, </w:t>
       </w:r>
       <w:r>
         <w:rPr>
@@ -1911,7 +2170,7 @@
                 <w:sz w:val="20"/>
                 <w:szCs w:val="20"/>
               </w:rPr>
-              <w:t>VICTOR HUGO DE OLIVEIRA E SILVA</w:t>
+              <w:t>XXXXXXX XXXXX XX XXXXXXXXX</w:t>
             </w:r>
           </w:p>
         </w:tc>
@@ -1944,7 +2203,25 @@
                 <w:sz w:val="20"/>
                 <w:szCs w:val="20"/>
               </w:rPr>
-              <w:t>CPF:</w:t>
+              <w:t>C</w:t>
+            </w:r>
+            <w:r>
+              <w:rPr>
+                <w:rFonts w:ascii="Lato" w:hAnsi="Lato" w:cstheme="minorHAnsi"/>
+                <w:b/>
+                <w:sz w:val="20"/>
+                <w:szCs w:val="20"/>
+              </w:rPr>
+              <w:t>NPJ</w:t>
+            </w:r>
+            <w:r>
+              <w:rPr>
+                <w:rFonts w:ascii="Lato" w:hAnsi="Lato" w:cstheme="minorHAnsi"/>
+                <w:b/>
+                <w:sz w:val="20"/>
+                <w:szCs w:val="20"/>
+              </w:rPr>
+              <w:t>:</w:t>
             </w:r>
           </w:p>
         </w:tc>
@@ -1972,7 +2249,55 @@
                 <w:sz w:val="20"/>
                 <w:szCs w:val="20"/>
               </w:rPr>
-              <w:t>055.537.694-00</w:t>
+              <w:t>0</w:t>
+            </w:r>
+            <w:r>
+              <w:rPr>
+                <w:rFonts w:ascii="Lato" w:hAnsi="Lato" w:cstheme="minorHAnsi"/>
+                <w:sz w:val="20"/>
+                <w:szCs w:val="20"/>
+              </w:rPr>
+              <w:t>00</w:t>
+            </w:r>
+            <w:r>
+              <w:rPr>
+                <w:rFonts w:ascii="Lato" w:hAnsi="Lato" w:cstheme="minorHAnsi"/>
+                <w:sz w:val="20"/>
+                <w:szCs w:val="20"/>
+              </w:rPr>
+              <w:t>.</w:t>
+            </w:r>
+            <w:r>
+              <w:rPr>
+                <w:rFonts w:ascii="Lato" w:hAnsi="Lato" w:cstheme="minorHAnsi"/>
+                <w:sz w:val="20"/>
+                <w:szCs w:val="20"/>
+              </w:rPr>
+              <w:t>000</w:t>
+            </w:r>
+            <w:r>
+              <w:rPr>
+                <w:rFonts w:ascii="Lato" w:hAnsi="Lato" w:cstheme="minorHAnsi"/>
+                <w:sz w:val="20"/>
+                <w:szCs w:val="20"/>
+              </w:rPr>
+              <w:t>.</w:t>
+            </w:r>
+            <w:r>
+              <w:rPr>
+                <w:rFonts w:ascii="Lato" w:hAnsi="Lato" w:cstheme="minorHAnsi"/>
+                <w:sz w:val="20"/>
+                <w:szCs w:val="20"/>
+              </w:rPr>
+              <w:t>000</w:t>
+            </w:r>
+            <w:r>
+              <w:rPr>
+                <w:rFonts w:ascii="Lato" w:hAnsi="Lato" w:cstheme="minorHAnsi"/>
+                <w:sz w:val="20"/>
+                <w:szCs w:val="20"/>
+              </w:rPr>
+              <w:t>-00</w:t>
             </w:r>
           </w:p>
         </w:tc>
@@ -2034,7 +2359,47 @@
                 <w:sz w:val="20"/>
                 <w:szCs w:val="20"/>
               </w:rPr>
-              <w:t>Rua Marieta Medeiros, nº 23, centro, Itabaiana</w:t>
+              <w:t xml:space="preserve">Rua </w:t>
+            </w:r>
+            <w:r>
+              <w:rPr>
+                <w:rFonts w:ascii="Lato" w:hAnsi="Lato" w:cstheme="minorHAnsi"/>
+                <w:sz w:val="20"/>
+                <w:szCs w:val="20"/>
+              </w:rPr>
+              <w:t>Nome da Rua</w:t>
+            </w:r>
+            <w:r>
+              <w:rPr>
+                <w:rFonts w:ascii="Lato" w:hAnsi="Lato" w:cstheme="minorHAnsi"/>
+                <w:sz w:val="20"/>
+                <w:szCs w:val="20"/>
+              </w:rPr>
+              <w:t xml:space="preserve">, nº </w:t>
+            </w:r>
+            <w:r>
+              <w:rPr>
+                <w:rFonts w:ascii="Lato" w:hAnsi="Lato" w:cstheme="minorHAnsi"/>
+                <w:sz w:val="20"/>
+                <w:szCs w:val="20"/>
+              </w:rPr>
+              <w:t>00</w:t>
+            </w:r>
+            <w:r>
+              <w:rPr>
+                <w:rFonts w:ascii="Lato" w:hAnsi="Lato" w:cstheme="minorHAnsi"/>
+                <w:sz w:val="20"/>
+                <w:szCs w:val="20"/>
+              </w:rPr>
+              <w:t xml:space="preserve">, centro, </w:t>
+            </w:r>
+            <w:r>
+              <w:rPr>
+                <w:rFonts w:ascii="Lato" w:hAnsi="Lato" w:cstheme="minorHAnsi"/>
+                <w:sz w:val="20"/>
+                <w:szCs w:val="20"/>
+              </w:rPr>
+              <w:t>Cidade</w:t>
             </w:r>
             <w:r>
               <w:rPr>
@@ -2050,15 +2415,7 @@
                 <w:sz w:val="20"/>
                 <w:szCs w:val="20"/>
               </w:rPr>
-              <w:t>P</w:t>
-            </w:r>
-            <w:r>
-              <w:rPr>
-                <w:rFonts w:ascii="Lato" w:hAnsi="Lato" w:cstheme="minorHAnsi"/>
-                <w:sz w:val="20"/>
-                <w:szCs w:val="20"/>
-              </w:rPr>
-              <w:t>araíba</w:t>
+              <w:t>Estado</w:t>
             </w:r>
             <w:r>
               <w:rPr>
@@ -3511,70 +3868,6 @@
               <w:szCs w:val="16"/>
             </w:rPr>
           </w:pPr>
-          <w:r>
-            <w:rPr>
-              <w:rFonts w:ascii="Times New Roman" w:hAnsi="Times New Roman" w:cs="Times New Roman"/>
-              <w:noProof/>
-              <w:sz w:val="16"/>
-              <w:szCs w:val="16"/>
-              <w:lang w:eastAsia="pt-BR"/>
-            </w:rPr>
-            <w:drawing>
-              <wp:anchor distT="0" distB="0" distL="114300" distR="114300" simplePos="0" relativeHeight="251657216" behindDoc="0" locked="0" layoutInCell="1" allowOverlap="1" wp14:anchorId="41D53047" wp14:editId="2AA9F14E">
-                <wp:simplePos x="0" y="0"/>
-                <wp:positionH relativeFrom="column">
-                  <wp:posOffset>819972</wp:posOffset>
-                </wp:positionH>
-                <wp:positionV relativeFrom="paragraph">
-                  <wp:posOffset>52070</wp:posOffset>
-                </wp:positionV>
-                <wp:extent cx="1999129" cy="388679"/>
-                <wp:effectExtent l="0" t="0" r="1270" b="0"/>
-                <wp:wrapNone/>
-                <wp:docPr id="432371455" name="Imagem 432371455"/>
-                <wp:cNvGraphicFramePr>
-                  <a:graphicFrameLocks xmlns:a="http://schemas.openxmlformats.org/drawingml/2006/main" noChangeAspect="1"/>
-                </wp:cNvGraphicFramePr>
-                <a:graphic xmlns:a="http://schemas.openxmlformats.org/drawingml/2006/main">
-                  <a:graphicData uri="http://schemas.openxmlformats.org/drawingml/2006/picture">
-                    <pic:pic xmlns:pic="http://schemas.openxmlformats.org/drawingml/2006/picture">
-                      <pic:nvPicPr>
-                        <pic:cNvPr id="0" name="ASSINATURA.jpeg"/>
-                        <pic:cNvPicPr/>
-                      </pic:nvPicPr>
-                      <pic:blipFill>
-                        <a:blip r:embed="rId1" cstate="print">
-                          <a:extLst>
-                            <a:ext uri="{28A0092B-C50C-407E-A947-70E740481C1C}">
-                              <a14:useLocalDpi xmlns:a14="http://schemas.microsoft.com/office/drawing/2010/main" val="0"/>
-                            </a:ext>
-                          </a:extLst>
-                        </a:blip>
-                        <a:stretch>
-                          <a:fillRect/>
-                        </a:stretch>
-                      </pic:blipFill>
-                      <pic:spPr>
-                        <a:xfrm>
-                          <a:off x="0" y="0"/>
-                          <a:ext cx="1999129" cy="388679"/>
-                        </a:xfrm>
-                        <a:prstGeom prst="rect">
-                          <a:avLst/>
-                        </a:prstGeom>
-                      </pic:spPr>
-                    </pic:pic>
-                  </a:graphicData>
-                </a:graphic>
-                <wp14:sizeRelH relativeFrom="page">
-                  <wp14:pctWidth>0</wp14:pctWidth>
-                </wp14:sizeRelH>
-                <wp14:sizeRelV relativeFrom="page">
-                  <wp14:pctHeight>0</wp14:pctHeight>
-                </wp14:sizeRelV>
-              </wp:anchor>
-            </w:drawing>
-          </w:r>
         </w:p>
         <w:p>
           <w:pPr>
@@ -3683,7 +3976,7 @@
               <w:sz w:val="16"/>
               <w:szCs w:val="16"/>
             </w:rPr>
-            <w:t>VICTOR HUGO DE OLIVEIRA E SILVA</w:t>
+            <w:t>XXXXXXXXX XXXXXXX XX XXXXXXXXX</w:t>
           </w:r>
         </w:p>
       </w:tc>
@@ -3768,7 +4061,63 @@
               <w:sz w:val="16"/>
               <w:szCs w:val="16"/>
             </w:rPr>
-            <w:t>CPF: 055.537.694-00</w:t>
+            <w:t>CNPJ</w:t>
+          </w:r>
+          <w:r>
+            <w:rPr>
+              <w:rFonts w:ascii="Lato" w:hAnsi="Lato" w:cs="Times New Roman"/>
+              <w:sz w:val="16"/>
+              <w:szCs w:val="16"/>
+            </w:rPr>
+            <w:t>: 0</w:t>
+          </w:r>
+          <w:r>
+            <w:rPr>
+              <w:rFonts w:ascii="Lato" w:hAnsi="Lato" w:cs="Times New Roman"/>
+              <w:sz w:val="16"/>
+              <w:szCs w:val="16"/>
+            </w:rPr>
+            <w:t>00</w:t>
+          </w:r>
+          <w:r>
+            <w:rPr>
+              <w:rFonts w:ascii="Lato" w:hAnsi="Lato" w:cs="Times New Roman"/>
+              <w:sz w:val="16"/>
+              <w:szCs w:val="16"/>
+            </w:rPr>
+            <w:t>.</w:t>
+          </w:r>
+          <w:r>
+            <w:rPr>
+              <w:rFonts w:ascii="Lato" w:hAnsi="Lato" w:cs="Times New Roman"/>
+              <w:sz w:val="16"/>
+              <w:szCs w:val="16"/>
+            </w:rPr>
+            <w:t>000</w:t>
+          </w:r>
+          <w:r>
+            <w:rPr>
+              <w:rFonts w:ascii="Lato" w:hAnsi="Lato" w:cs="Times New Roman"/>
+              <w:sz w:val="16"/>
+              <w:szCs w:val="16"/>
+            </w:rPr>
+            <w:t>.</w:t>
+          </w:r>
+          <w:r>
+            <w:rPr>
+              <w:rFonts w:ascii="Lato" w:hAnsi="Lato" w:cs="Times New Roman"/>
+              <w:sz w:val="16"/>
+              <w:szCs w:val="16"/>
+            </w:rPr>
+            <w:t>000</w:t>
+          </w:r>
+          <w:r>
+            <w:rPr>
+              <w:rFonts w:ascii="Lato" w:hAnsi="Lato" w:cs="Times New Roman"/>
+              <w:sz w:val="16"/>
+              <w:szCs w:val="16"/>
+            </w:rPr>
+            <w:t>-00</w:t>
           </w:r>
         </w:p>
       </w:tc>
@@ -3909,21 +4258,12 @@
           <w:r>
             <w:rPr>
               <w:noProof/>
-              <w:lang w:eastAsia="pt-BR"/>
             </w:rPr>
             <w:drawing>
-              <wp:anchor distT="0" distB="0" distL="114300" distR="114300" simplePos="0" relativeHeight="251660288" behindDoc="0" locked="0" layoutInCell="1" allowOverlap="1" wp14:anchorId="3BBAE9E7" wp14:editId="248E9163">
-                <wp:simplePos x="0" y="0"/>
-                <wp:positionH relativeFrom="column">
-                  <wp:posOffset>-67310</wp:posOffset>
-                </wp:positionH>
-                <wp:positionV relativeFrom="paragraph">
-                  <wp:posOffset>-26035</wp:posOffset>
-                </wp:positionV>
-                <wp:extent cx="1350645" cy="349885"/>
-                <wp:effectExtent l="0" t="0" r="1905" b="0"/>
-                <wp:wrapNone/>
-                <wp:docPr id="1787285537" name="Imagem 1787285537"/>
+              <wp:inline distT="0" distB="0" distL="0" distR="0" wp14:anchorId="6B207C61" wp14:editId="64AD7D27">
+                <wp:extent cx="1127157" cy="328128"/>
+                <wp:effectExtent l="0" t="0" r="0" b="0"/>
+                <wp:docPr id="1191744706" name="Imagem 1"/>
                 <wp:cNvGraphicFramePr>
                   <a:graphicFrameLocks xmlns:a="http://schemas.openxmlformats.org/drawingml/2006/main" noChangeAspect="1"/>
                 </wp:cNvGraphicFramePr>
@@ -3931,11 +4271,11 @@
                   <a:graphicData uri="http://schemas.openxmlformats.org/drawingml/2006/picture">
                     <pic:pic xmlns:pic="http://schemas.openxmlformats.org/drawingml/2006/picture">
                       <pic:nvPicPr>
-                        <pic:cNvPr id="0" name="credito.jpg"/>
+                        <pic:cNvPr id="1191744706" name="Imagem 1191744706"/>
                         <pic:cNvPicPr/>
                       </pic:nvPicPr>
                       <pic:blipFill>
-                        <a:blip r:embed="rId1" cstate="print">
+                        <a:blip r:embed="rId1">
                           <a:extLst>
                             <a:ext uri="{28A0092B-C50C-407E-A947-70E740481C1C}">
                               <a14:useLocalDpi xmlns:a14="http://schemas.microsoft.com/office/drawing/2010/main" val="0"/>
@@ -3949,7 +4289,7 @@
                       <pic:spPr>
                         <a:xfrm>
                           <a:off x="0" y="0"/>
-                          <a:ext cx="1350645" cy="349885"/>
+                          <a:ext cx="1139211" cy="331637"/>
                         </a:xfrm>
                         <a:prstGeom prst="rect">
                           <a:avLst/>
@@ -3958,13 +4298,7 @@
                     </pic:pic>
                   </a:graphicData>
                 </a:graphic>
-                <wp14:sizeRelH relativeFrom="page">
-                  <wp14:pctWidth>0</wp14:pctWidth>
-                </wp14:sizeRelH>
-                <wp14:sizeRelV relativeFrom="page">
-                  <wp14:pctHeight>0</wp14:pctHeight>
-                </wp14:sizeRelV>
-              </wp:anchor>
+              </wp:inline>
             </w:drawing>
           </w:r>
         </w:p>
